--- a/docs/tai_lieu_nop_bai/tai_lieu_chuc_nang_ung_dung/BRD-Tai-lieu-yeu-cau-nghiep-vu.docx
+++ b/docs/tai_lieu_nop_bai/tai_lieu_chuc_nang_ung_dung/BRD-Tai-lieu-yeu-cau-nghiep-vu.docx
@@ -253,7 +253,7 @@
                 <w:rFonts w:ascii="Consolas" w:hAnsi="Consolas" w:eastAsia="Consolas"/>
                 <w:sz w:val="16"/>
               </w:rPr>
-              <w:t>07-SRS-dac-ta-yeu-cau-phan-mem.md</w:t>
+              <w:t>SRS-Dac-ta-yeu-cau-phan-mem.docx</w:t>
             </w:r>
             <w:r>
               <w:rPr>
@@ -267,7 +267,7 @@
                 <w:rFonts w:ascii="Consolas" w:hAnsi="Consolas" w:eastAsia="Consolas"/>
                 <w:sz w:val="16"/>
               </w:rPr>
-              <w:t>01-bo-tieu-chi-kpi-okr.md</w:t>
+              <w:t>Bo-tieu-chi-KPI-OKR-va-cach-tinh-diem.docx</w:t>
             </w:r>
             <w:r>
               <w:rPr>
@@ -281,7 +281,7 @@
                 <w:rFonts w:ascii="Consolas" w:hAnsi="Consolas" w:eastAsia="Consolas"/>
                 <w:sz w:val="16"/>
               </w:rPr>
-              <w:t>03-phuong-an-attt-cap-do-3.md</w:t>
+              <w:t>Phuong-an-ATTT-cap-do-3.docx</w:t>
             </w:r>
             <w:r>
               <w:rPr>
@@ -295,7 +295,7 @@
                 <w:rFonts w:ascii="Consolas" w:hAnsi="Consolas" w:eastAsia="Consolas"/>
                 <w:sz w:val="16"/>
               </w:rPr>
-              <w:t>04-kiem-thu-nghiem-thu.md</w:t>
+              <w:t>1-Bo-kiem-thu-nghiem-thu.docx</w:t>
             </w:r>
             <w:r>
               <w:rPr>
@@ -309,7 +309,7 @@
                 <w:rFonts w:ascii="Consolas" w:hAnsi="Consolas" w:eastAsia="Consolas"/>
                 <w:sz w:val="16"/>
               </w:rPr>
-              <w:t>05-bao-cao-ket-qua-nghiem-thu.md</w:t>
+              <w:t>2-Bao-cao-ket-qua-nghiem-thu.docx</w:t>
             </w:r>
           </w:p>
         </w:tc>
@@ -2055,7 +2055,7 @@
                 <w:rFonts w:ascii="Consolas" w:hAnsi="Consolas" w:eastAsia="Consolas"/>
                 <w:sz w:val="16"/>
               </w:rPr>
-              <w:t>03-phuong-an-attt-cap-do-3.md</w:t>
+              <w:t>Phuong-an-ATTT-cap-do-3.docx</w:t>
             </w:r>
           </w:p>
         </w:tc>
@@ -9273,7 +9273,7 @@
           <w:rFonts w:ascii="Consolas" w:hAnsi="Consolas" w:eastAsia="Consolas"/>
           <w:sz w:val="20"/>
         </w:rPr>
-        <w:t>04-kiem-thu-nghiem-thu.md</w:t>
+        <w:t>1-Bo-kiem-thu-nghiem-thu.docx</w:t>
       </w:r>
       <w:r>
         <w:rPr>
@@ -9341,7 +9341,7 @@
           <w:rFonts w:ascii="Consolas" w:hAnsi="Consolas" w:eastAsia="Consolas"/>
           <w:sz w:val="20"/>
         </w:rPr>
-        <w:t>05-bao-cao-ket-qua-nghiem-thu.md</w:t>
+        <w:t>2-Bao-cao-ket-qua-nghiem-thu.docx</w:t>
       </w:r>
       <w:r>
         <w:rPr>
